--- a/report/report_07_07.docx
+++ b/report/report_07_07.docx
@@ -13,7 +13,7 @@
           <w:rStyle w:val="Titre1Car"/>
           <w:lang w:val="en-GB"/>
         </w:rPr>
-        <w:t>Final report information</w:t>
+        <w:t>Work</w:t>
       </w:r>
       <w:r>
         <w:rPr>
@@ -32,28 +32,158 @@
         <w:rPr>
           <w:lang w:val="en-GB"/>
         </w:rPr>
-        <w:t xml:space="preserve">For the final </w:t>
-      </w:r>
-      <w:r>
-        <w:rPr>
-          <w:lang w:val="en-GB"/>
-        </w:rPr>
-        <w:t>report presentation with my tutor in France the best date would be in the beginning of September.</w:t>
+        <w:t>Made a lot of data viz to understand how each feature has impact on the earthquake magnitude to have a more complete and professional work on:</w:t>
       </w:r>
     </w:p>
     <w:p>
       <w:pPr>
+        <w:pStyle w:val="Paragraphedeliste"/>
+        <w:numPr>
+          <w:ilvl w:val="0"/>
+          <w:numId w:val="5"/>
+        </w:numPr>
+        <w:rPr>
+          <w:lang w:val="en-GB"/>
+        </w:rPr>
+      </w:pPr>
+      <w:r>
+        <w:rPr>
+          <w:lang w:val="en-GB"/>
+        </w:rPr>
+        <w:t>Year, month and hour number of earthquake and magnitude difference</w:t>
+      </w:r>
+    </w:p>
+    <w:p>
+      <w:pPr>
+        <w:pStyle w:val="Paragraphedeliste"/>
+        <w:numPr>
+          <w:ilvl w:val="0"/>
+          <w:numId w:val="5"/>
+        </w:numPr>
+        <w:rPr>
+          <w:lang w:val="en-GB"/>
+        </w:rPr>
+      </w:pPr>
+      <w:r>
+        <w:rPr>
+          <w:lang w:val="en-GB"/>
+        </w:rPr>
+        <w:t>Evolution of magnitude based of number of station detection</w:t>
+      </w:r>
+    </w:p>
+    <w:p>
+      <w:pPr>
+        <w:pStyle w:val="Paragraphedeliste"/>
+        <w:numPr>
+          <w:ilvl w:val="0"/>
+          <w:numId w:val="5"/>
+        </w:numPr>
+        <w:rPr>
+          <w:lang w:val="en-GB"/>
+        </w:rPr>
+      </w:pPr>
+      <w:r>
+        <w:rPr>
+          <w:lang w:val="en-GB"/>
+        </w:rPr>
+        <w:t>evolution of magnitude based of depth of the earthquake</w:t>
+      </w:r>
+    </w:p>
+    <w:p>
+      <w:pPr>
+        <w:rPr>
+          <w:lang w:val="en-GB"/>
+        </w:rPr>
+      </w:pPr>
+      <w:r>
+        <w:rPr>
+          <w:lang w:val="en-GB"/>
+        </w:rPr>
+        <w:t xml:space="preserve">Then I downloaded the full list of </w:t>
+      </w:r>
+      <w:r>
+        <w:rPr>
+          <w:lang w:val="en-GB"/>
+        </w:rPr>
+        <w:t>earthquakes (20k) to make some comparisons</w:t>
+      </w:r>
+    </w:p>
+    <w:p>
+      <w:pPr>
+        <w:rPr>
+          <w:lang w:val="en-GB"/>
+        </w:rPr>
+      </w:pPr>
+      <w:r>
+        <w:rPr>
+          <w:lang w:val="en-GB"/>
+        </w:rPr>
+        <w:t xml:space="preserve">So, I build the full csv with the 11 extracts from: </w:t>
+      </w:r>
+      <w:hyperlink r:id="rId5" w:history="1">
+        <w:r>
+          <w:rPr>
+            <w:rStyle w:val="Lienhypertexte"/>
+            <w:lang w:val="en-GB"/>
+          </w:rPr>
+          <w:t>https://www.kyoshin.bosai.go.jp/en/eqdownload/</w:t>
+        </w:r>
+      </w:hyperlink>
+    </w:p>
+    <w:p>
+      <w:pPr>
+        <w:rPr>
+          <w:lang w:val="en-GB"/>
+        </w:rPr>
+      </w:pPr>
+      <w:r>
+        <w:rPr>
+          <w:lang w:val="en-GB"/>
+        </w:rPr>
+        <w:t xml:space="preserve">Currently doing </w:t>
+      </w:r>
+      <w:r>
+        <w:rPr>
+          <w:lang w:val="en-GB"/>
+        </w:rPr>
+        <w:t>the comparison between the tw</w:t>
+      </w:r>
+      <w:r>
+        <w:rPr>
+          <w:lang w:val="en-GB"/>
+        </w:rPr>
+        <w:t>o</w:t>
+      </w:r>
+      <w:r>
+        <w:rPr>
+          <w:lang w:val="en-GB"/>
+        </w:rPr>
+        <w:t xml:space="preserve"> of them</w:t>
+      </w:r>
+    </w:p>
+    <w:p>
+      <w:pPr>
+        <w:rPr>
+          <w:lang w:val="en-GB"/>
+        </w:rPr>
+      </w:pPr>
+    </w:p>
+    <w:p>
+      <w:pPr>
+        <w:rPr>
+          <w:rFonts w:asciiTheme="majorHAnsi" w:eastAsiaTheme="majorEastAsia" w:hAnsiTheme="majorHAnsi" w:cstheme="majorBidi"/>
+          <w:color w:val="0F4761" w:themeColor="accent1" w:themeShade="BF"/>
+          <w:sz w:val="40"/>
+          <w:szCs w:val="40"/>
+          <w:lang w:val="en-GB"/>
+        </w:rPr>
+      </w:pPr>
+      <w:r>
         <w:rPr>
           <w:rStyle w:val="Titre1Car"/>
           <w:lang w:val="en-GB"/>
         </w:rPr>
-      </w:pPr>
-      <w:r>
-        <w:rPr>
-          <w:rStyle w:val="Titre1Car"/>
-          <w:lang w:val="en-GB"/>
-        </w:rPr>
-        <w:t>Lots of bug fixing</w:t>
+        <w:t>Result of analysis</w:t>
       </w:r>
       <w:r>
         <w:rPr>
@@ -73,42 +203,11 @@
         <w:rPr>
           <w:lang w:val="en-GB"/>
         </w:rPr>
-        <w:t xml:space="preserve">Got a lot of </w:t>
-      </w:r>
-      <w:r>
-        <w:rPr>
-          <w:lang w:val="en-GB"/>
-        </w:rPr>
-        <w:t>bugs</w:t>
-      </w:r>
-      <w:r>
-        <w:rPr>
-          <w:lang w:val="en-GB"/>
-        </w:rPr>
-        <w:t xml:space="preserve"> on the app and the models that need to be fix nothing </w:t>
-      </w:r>
-      <w:proofErr w:type="gramStart"/>
-      <w:r>
-        <w:rPr>
-          <w:lang w:val="en-GB"/>
-        </w:rPr>
-        <w:t>really precise</w:t>
-      </w:r>
-      <w:proofErr w:type="gramEnd"/>
-      <w:r>
-        <w:rPr>
-          <w:lang w:val="en-GB"/>
-        </w:rPr>
-        <w:t xml:space="preserve"> but lots of small issue that take a lot of time to fix</w:t>
+        <w:t>As expected, Depth and Number of stations is a valuable feature to get predict de magnitude</w:t>
       </w:r>
     </w:p>
     <w:p>
       <w:pPr>
-        <w:pStyle w:val="Paragraphedeliste"/>
-        <w:numPr>
-          <w:ilvl w:val="0"/>
-          <w:numId w:val="3"/>
-        </w:numPr>
         <w:rPr>
           <w:lang w:val="en-GB"/>
         </w:rPr>
@@ -117,16 +216,11 @@
         <w:rPr>
           <w:lang w:val="en-GB"/>
         </w:rPr>
-        <w:t>Model not saving properly</w:t>
+        <w:t>Hours and years don’t seem to have any impact.</w:t>
       </w:r>
     </w:p>
     <w:p>
       <w:pPr>
-        <w:pStyle w:val="Paragraphedeliste"/>
-        <w:numPr>
-          <w:ilvl w:val="0"/>
-          <w:numId w:val="3"/>
-        </w:numPr>
         <w:rPr>
           <w:lang w:val="en-GB"/>
         </w:rPr>
@@ -135,16 +229,51 @@
         <w:rPr>
           <w:lang w:val="en-GB"/>
         </w:rPr>
-        <w:t>Map not showing the proper place</w:t>
+        <w:t>Months need more analysis as it may seem like summer has stronger earthquake</w:t>
+      </w:r>
+      <w:r>
+        <w:rPr>
+          <w:lang w:val="en-GB"/>
+        </w:rPr>
+        <w:drawing>
+          <wp:inline distT="0" distB="0" distL="0" distR="0" wp14:anchorId="05A0AEFF" wp14:editId="7D2DC9C4">
+            <wp:extent cx="3560064" cy="1766690"/>
+            <wp:effectExtent l="0" t="0" r="2540" b="5080"/>
+            <wp:docPr id="1017837805" name="Image 1" descr="The image displays a bar chart showing the number of earthquakes per month, with the mean magnitudes ranging from 3.81 to 3.95.&#10;&#10;Le contenu généré par l’IA peut être incorrect."/>
+            <wp:cNvGraphicFramePr>
+              <a:graphicFrameLocks xmlns:a="http://schemas.openxmlformats.org/drawingml/2006/main" noChangeAspect="1"/>
+            </wp:cNvGraphicFramePr>
+            <a:graphic xmlns:a="http://schemas.openxmlformats.org/drawingml/2006/main">
+              <a:graphicData uri="http://schemas.openxmlformats.org/drawingml/2006/picture">
+                <pic:pic xmlns:pic="http://schemas.openxmlformats.org/drawingml/2006/picture">
+                  <pic:nvPicPr>
+                    <pic:cNvPr id="1017837805" name="Image 1" descr="The image displays a bar chart showing the number of earthquakes per month, with the mean magnitudes ranging from 3.81 to 3.95.&#10;&#10;Le contenu généré par l’IA peut être incorrect."/>
+                    <pic:cNvPicPr/>
+                  </pic:nvPicPr>
+                  <pic:blipFill>
+                    <a:blip r:embed="rId6"/>
+                    <a:stretch>
+                      <a:fillRect/>
+                    </a:stretch>
+                  </pic:blipFill>
+                  <pic:spPr>
+                    <a:xfrm>
+                      <a:off x="0" y="0"/>
+                      <a:ext cx="3567733" cy="1770496"/>
+                    </a:xfrm>
+                    <a:prstGeom prst="rect">
+                      <a:avLst/>
+                    </a:prstGeom>
+                  </pic:spPr>
+                </pic:pic>
+              </a:graphicData>
+            </a:graphic>
+          </wp:inline>
+        </w:drawing>
       </w:r>
     </w:p>
     <w:p>
       <w:pPr>
-        <w:pStyle w:val="Paragraphedeliste"/>
-        <w:numPr>
-          <w:ilvl w:val="0"/>
-          <w:numId w:val="3"/>
-        </w:numPr>
         <w:rPr>
           <w:lang w:val="en-GB"/>
         </w:rPr>
@@ -153,48 +282,22 @@
         <w:rPr>
           <w:lang w:val="en-GB"/>
         </w:rPr>
-        <w:t>Visual issue</w:t>
+        <w:t>Currently doing the Comparative analysis on the way.</w:t>
       </w:r>
     </w:p>
     <w:p>
       <w:pPr>
-        <w:pStyle w:val="Paragraphedeliste"/>
-        <w:numPr>
-          <w:ilvl w:val="0"/>
-          <w:numId w:val="3"/>
-        </w:numPr>
-        <w:rPr>
-          <w:lang w:val="en-GB"/>
-        </w:rPr>
-      </w:pPr>
-      <w:r>
-        <w:rPr>
-          <w:lang w:val="en-GB"/>
-        </w:rPr>
-        <w:t>Added time since last EQ in app prediction (work in progress)</w:t>
-      </w:r>
+        <w:rPr>
+          <w:lang w:val="en-GB"/>
+        </w:rPr>
+      </w:pPr>
     </w:p>
     <w:p>
       <w:pPr>
         <w:rPr>
-          <w:rStyle w:val="Titre1Car"/>
-          <w:lang w:val="en-GB"/>
-        </w:rPr>
-      </w:pPr>
-      <w:r>
-        <w:rPr>
-          <w:rStyle w:val="Titre1Car"/>
-          <w:lang w:val="en-GB"/>
-        </w:rPr>
-        <w:t>Variable impact (WIP)</w:t>
-      </w:r>
-      <w:r>
-        <w:rPr>
-          <w:rStyle w:val="Titre1Car"/>
-          <w:lang w:val="en-GB"/>
-        </w:rPr>
-        <w:t>:</w:t>
-      </w:r>
+          <w:lang w:val="en-GB"/>
+        </w:rPr>
+      </w:pPr>
     </w:p>
     <w:p>
       <w:pPr>
@@ -206,65 +309,8 @@
         <w:rPr>
           <w:lang w:val="en-GB"/>
         </w:rPr>
-        <w:t>Got back on the old model for magnitude and went to try the different impact of each variable to get the best result without the random variables</w:t>
+        <w:t>Once again sorry for last week lack of report but I was Really sick and stuck home for 3 days straight</w:t>
       </w:r>
-    </w:p>
-    <w:p>
-      <w:pPr>
-        <w:rPr>
-          <w:lang w:val="en-GB"/>
-        </w:rPr>
-      </w:pPr>
-      <w:r>
-        <w:rPr>
-          <w:lang w:val="en-GB"/>
-        </w:rPr>
-        <w:t xml:space="preserve">Maybe create new variables that could be useful: </w:t>
-      </w:r>
-    </w:p>
-    <w:p>
-      <w:pPr>
-        <w:pStyle w:val="Paragraphedeliste"/>
-        <w:numPr>
-          <w:ilvl w:val="0"/>
-          <w:numId w:val="3"/>
-        </w:numPr>
-        <w:rPr>
-          <w:lang w:val="en-GB"/>
-        </w:rPr>
-      </w:pPr>
-      <w:r>
-        <w:rPr>
-          <w:lang w:val="en-GB"/>
-        </w:rPr>
-        <w:t xml:space="preserve">Localisation (Sea or ground) </w:t>
-      </w:r>
-    </w:p>
-    <w:p>
-      <w:pPr>
-        <w:pStyle w:val="Paragraphedeliste"/>
-        <w:numPr>
-          <w:ilvl w:val="0"/>
-          <w:numId w:val="3"/>
-        </w:numPr>
-        <w:rPr>
-          <w:lang w:val="en-GB"/>
-        </w:rPr>
-      </w:pPr>
-    </w:p>
-    <w:p>
-      <w:pPr>
-        <w:rPr>
-          <w:lang w:val="en-GB"/>
-        </w:rPr>
-      </w:pPr>
-    </w:p>
-    <w:p>
-      <w:pPr>
-        <w:rPr>
-          <w:lang w:val="en-GB"/>
-        </w:rPr>
-      </w:pPr>
     </w:p>
     <w:sectPr>
       <w:pgSz w:w="11906" w:h="16838"/>
@@ -391,6 +437,118 @@
     </w:lvl>
   </w:abstractNum>
   <w:abstractNum w:abstractNumId="1" w15:restartNumberingAfterBreak="0">
+    <w:nsid w:val="0B4B6FDA"/>
+    <w:multiLevelType w:val="hybridMultilevel"/>
+    <w:tmpl w:val="F664EC94"/>
+    <w:lvl w:ilvl="0" w:tplc="0C2C3D60">
+      <w:numFmt w:val="bullet"/>
+      <w:lvlText w:val="-"/>
+      <w:lvlJc w:val="left"/>
+      <w:pPr>
+        <w:ind w:left="720" w:hanging="360"/>
+      </w:pPr>
+      <w:rPr>
+        <w:rFonts w:ascii="Aptos" w:eastAsiaTheme="minorHAnsi" w:hAnsi="Aptos" w:cstheme="minorBidi" w:hint="default"/>
+      </w:rPr>
+    </w:lvl>
+    <w:lvl w:ilvl="1" w:tplc="040C0003" w:tentative="1">
+      <w:start w:val="1"/>
+      <w:numFmt w:val="bullet"/>
+      <w:lvlText w:val="o"/>
+      <w:lvlJc w:val="left"/>
+      <w:pPr>
+        <w:ind w:left="1440" w:hanging="360"/>
+      </w:pPr>
+      <w:rPr>
+        <w:rFonts w:ascii="Courier New" w:hAnsi="Courier New" w:cs="Courier New" w:hint="default"/>
+      </w:rPr>
+    </w:lvl>
+    <w:lvl w:ilvl="2" w:tplc="040C0005" w:tentative="1">
+      <w:start w:val="1"/>
+      <w:numFmt w:val="bullet"/>
+      <w:lvlText w:val=""/>
+      <w:lvlJc w:val="left"/>
+      <w:pPr>
+        <w:ind w:left="2160" w:hanging="360"/>
+      </w:pPr>
+      <w:rPr>
+        <w:rFonts w:ascii="Wingdings" w:hAnsi="Wingdings" w:hint="default"/>
+      </w:rPr>
+    </w:lvl>
+    <w:lvl w:ilvl="3" w:tplc="040C0001" w:tentative="1">
+      <w:start w:val="1"/>
+      <w:numFmt w:val="bullet"/>
+      <w:lvlText w:val=""/>
+      <w:lvlJc w:val="left"/>
+      <w:pPr>
+        <w:ind w:left="2880" w:hanging="360"/>
+      </w:pPr>
+      <w:rPr>
+        <w:rFonts w:ascii="Symbol" w:hAnsi="Symbol" w:hint="default"/>
+      </w:rPr>
+    </w:lvl>
+    <w:lvl w:ilvl="4" w:tplc="040C0003" w:tentative="1">
+      <w:start w:val="1"/>
+      <w:numFmt w:val="bullet"/>
+      <w:lvlText w:val="o"/>
+      <w:lvlJc w:val="left"/>
+      <w:pPr>
+        <w:ind w:left="3600" w:hanging="360"/>
+      </w:pPr>
+      <w:rPr>
+        <w:rFonts w:ascii="Courier New" w:hAnsi="Courier New" w:cs="Courier New" w:hint="default"/>
+      </w:rPr>
+    </w:lvl>
+    <w:lvl w:ilvl="5" w:tplc="040C0005" w:tentative="1">
+      <w:start w:val="1"/>
+      <w:numFmt w:val="bullet"/>
+      <w:lvlText w:val=""/>
+      <w:lvlJc w:val="left"/>
+      <w:pPr>
+        <w:ind w:left="4320" w:hanging="360"/>
+      </w:pPr>
+      <w:rPr>
+        <w:rFonts w:ascii="Wingdings" w:hAnsi="Wingdings" w:hint="default"/>
+      </w:rPr>
+    </w:lvl>
+    <w:lvl w:ilvl="6" w:tplc="040C0001" w:tentative="1">
+      <w:start w:val="1"/>
+      <w:numFmt w:val="bullet"/>
+      <w:lvlText w:val=""/>
+      <w:lvlJc w:val="left"/>
+      <w:pPr>
+        <w:ind w:left="5040" w:hanging="360"/>
+      </w:pPr>
+      <w:rPr>
+        <w:rFonts w:ascii="Symbol" w:hAnsi="Symbol" w:hint="default"/>
+      </w:rPr>
+    </w:lvl>
+    <w:lvl w:ilvl="7" w:tplc="040C0003" w:tentative="1">
+      <w:start w:val="1"/>
+      <w:numFmt w:val="bullet"/>
+      <w:lvlText w:val="o"/>
+      <w:lvlJc w:val="left"/>
+      <w:pPr>
+        <w:ind w:left="5760" w:hanging="360"/>
+      </w:pPr>
+      <w:rPr>
+        <w:rFonts w:ascii="Courier New" w:hAnsi="Courier New" w:cs="Courier New" w:hint="default"/>
+      </w:rPr>
+    </w:lvl>
+    <w:lvl w:ilvl="8" w:tplc="040C0005" w:tentative="1">
+      <w:start w:val="1"/>
+      <w:numFmt w:val="bullet"/>
+      <w:lvlText w:val=""/>
+      <w:lvlJc w:val="left"/>
+      <w:pPr>
+        <w:ind w:left="6480" w:hanging="360"/>
+      </w:pPr>
+      <w:rPr>
+        <w:rFonts w:ascii="Wingdings" w:hAnsi="Wingdings" w:hint="default"/>
+      </w:rPr>
+    </w:lvl>
+  </w:abstractNum>
+  <w:abstractNum w:abstractNumId="2" w15:restartNumberingAfterBreak="0">
     <w:nsid w:val="0D85676F"/>
     <w:multiLevelType w:val="hybridMultilevel"/>
     <w:tmpl w:val="20C80752"/>
@@ -502,7 +660,7 @@
       </w:rPr>
     </w:lvl>
   </w:abstractNum>
-  <w:abstractNum w:abstractNumId="2" w15:restartNumberingAfterBreak="0">
+  <w:abstractNum w:abstractNumId="3" w15:restartNumberingAfterBreak="0">
     <w:nsid w:val="0EFA3684"/>
     <w:multiLevelType w:val="hybridMultilevel"/>
     <w:tmpl w:val="B8C6F59A"/>
@@ -614,14 +772,132 @@
       </w:rPr>
     </w:lvl>
   </w:abstractNum>
+  <w:abstractNum w:abstractNumId="4" w15:restartNumberingAfterBreak="0">
+    <w:nsid w:val="29B82C0C"/>
+    <w:multiLevelType w:val="hybridMultilevel"/>
+    <w:tmpl w:val="FA58A470"/>
+    <w:lvl w:ilvl="0" w:tplc="8DD6E446">
+      <w:numFmt w:val="bullet"/>
+      <w:lvlText w:val="-"/>
+      <w:lvlJc w:val="left"/>
+      <w:pPr>
+        <w:ind w:left="720" w:hanging="360"/>
+      </w:pPr>
+      <w:rPr>
+        <w:rFonts w:ascii="Aptos" w:eastAsiaTheme="minorHAnsi" w:hAnsi="Aptos" w:cstheme="minorBidi" w:hint="default"/>
+      </w:rPr>
+    </w:lvl>
+    <w:lvl w:ilvl="1" w:tplc="040C0003" w:tentative="1">
+      <w:start w:val="1"/>
+      <w:numFmt w:val="bullet"/>
+      <w:lvlText w:val="o"/>
+      <w:lvlJc w:val="left"/>
+      <w:pPr>
+        <w:ind w:left="1440" w:hanging="360"/>
+      </w:pPr>
+      <w:rPr>
+        <w:rFonts w:ascii="Courier New" w:hAnsi="Courier New" w:cs="Courier New" w:hint="default"/>
+      </w:rPr>
+    </w:lvl>
+    <w:lvl w:ilvl="2" w:tplc="040C0005" w:tentative="1">
+      <w:start w:val="1"/>
+      <w:numFmt w:val="bullet"/>
+      <w:lvlText w:val=""/>
+      <w:lvlJc w:val="left"/>
+      <w:pPr>
+        <w:ind w:left="2160" w:hanging="360"/>
+      </w:pPr>
+      <w:rPr>
+        <w:rFonts w:ascii="Wingdings" w:hAnsi="Wingdings" w:hint="default"/>
+      </w:rPr>
+    </w:lvl>
+    <w:lvl w:ilvl="3" w:tplc="040C0001" w:tentative="1">
+      <w:start w:val="1"/>
+      <w:numFmt w:val="bullet"/>
+      <w:lvlText w:val=""/>
+      <w:lvlJc w:val="left"/>
+      <w:pPr>
+        <w:ind w:left="2880" w:hanging="360"/>
+      </w:pPr>
+      <w:rPr>
+        <w:rFonts w:ascii="Symbol" w:hAnsi="Symbol" w:hint="default"/>
+      </w:rPr>
+    </w:lvl>
+    <w:lvl w:ilvl="4" w:tplc="040C0003" w:tentative="1">
+      <w:start w:val="1"/>
+      <w:numFmt w:val="bullet"/>
+      <w:lvlText w:val="o"/>
+      <w:lvlJc w:val="left"/>
+      <w:pPr>
+        <w:ind w:left="3600" w:hanging="360"/>
+      </w:pPr>
+      <w:rPr>
+        <w:rFonts w:ascii="Courier New" w:hAnsi="Courier New" w:cs="Courier New" w:hint="default"/>
+      </w:rPr>
+    </w:lvl>
+    <w:lvl w:ilvl="5" w:tplc="040C0005" w:tentative="1">
+      <w:start w:val="1"/>
+      <w:numFmt w:val="bullet"/>
+      <w:lvlText w:val=""/>
+      <w:lvlJc w:val="left"/>
+      <w:pPr>
+        <w:ind w:left="4320" w:hanging="360"/>
+      </w:pPr>
+      <w:rPr>
+        <w:rFonts w:ascii="Wingdings" w:hAnsi="Wingdings" w:hint="default"/>
+      </w:rPr>
+    </w:lvl>
+    <w:lvl w:ilvl="6" w:tplc="040C0001" w:tentative="1">
+      <w:start w:val="1"/>
+      <w:numFmt w:val="bullet"/>
+      <w:lvlText w:val=""/>
+      <w:lvlJc w:val="left"/>
+      <w:pPr>
+        <w:ind w:left="5040" w:hanging="360"/>
+      </w:pPr>
+      <w:rPr>
+        <w:rFonts w:ascii="Symbol" w:hAnsi="Symbol" w:hint="default"/>
+      </w:rPr>
+    </w:lvl>
+    <w:lvl w:ilvl="7" w:tplc="040C0003" w:tentative="1">
+      <w:start w:val="1"/>
+      <w:numFmt w:val="bullet"/>
+      <w:lvlText w:val="o"/>
+      <w:lvlJc w:val="left"/>
+      <w:pPr>
+        <w:ind w:left="5760" w:hanging="360"/>
+      </w:pPr>
+      <w:rPr>
+        <w:rFonts w:ascii="Courier New" w:hAnsi="Courier New" w:cs="Courier New" w:hint="default"/>
+      </w:rPr>
+    </w:lvl>
+    <w:lvl w:ilvl="8" w:tplc="040C0005" w:tentative="1">
+      <w:start w:val="1"/>
+      <w:numFmt w:val="bullet"/>
+      <w:lvlText w:val=""/>
+      <w:lvlJc w:val="left"/>
+      <w:pPr>
+        <w:ind w:left="6480" w:hanging="360"/>
+      </w:pPr>
+      <w:rPr>
+        <w:rFonts w:ascii="Wingdings" w:hAnsi="Wingdings" w:hint="default"/>
+      </w:rPr>
+    </w:lvl>
+  </w:abstractNum>
   <w:num w:numId="1" w16cid:durableId="866605680">
-    <w:abstractNumId w:val="1"/>
+    <w:abstractNumId w:val="2"/>
   </w:num>
   <w:num w:numId="2" w16cid:durableId="1005396795">
     <w:abstractNumId w:val="0"/>
   </w:num>
   <w:num w:numId="3" w16cid:durableId="1844464835">
-    <w:abstractNumId w:val="2"/>
+    <w:abstractNumId w:val="3"/>
+  </w:num>
+  <w:num w:numId="4" w16cid:durableId="2026665057">
+    <w:abstractNumId w:val="1"/>
+  </w:num>
+  <w:num w:numId="5" w16cid:durableId="1923487633">
+    <w:abstractNumId w:val="4"/>
   </w:num>
 </w:numbering>
 </file>
@@ -1542,6 +1818,29 @@
       <w:spacing w:val="5"/>
     </w:rPr>
   </w:style>
+  <w:style w:type="character" w:styleId="Lienhypertexte">
+    <w:name w:val="Hyperlink"/>
+    <w:basedOn w:val="Policepardfaut"/>
+    <w:uiPriority w:val="99"/>
+    <w:unhideWhenUsed/>
+    <w:rsid w:val="00B47734"/>
+    <w:rPr>
+      <w:color w:val="467886" w:themeColor="hyperlink"/>
+      <w:u w:val="single"/>
+    </w:rPr>
+  </w:style>
+  <w:style w:type="character" w:styleId="Mentionnonrsolue">
+    <w:name w:val="Unresolved Mention"/>
+    <w:basedOn w:val="Policepardfaut"/>
+    <w:uiPriority w:val="99"/>
+    <w:semiHidden/>
+    <w:unhideWhenUsed/>
+    <w:rsid w:val="00B47734"/>
+    <w:rPr>
+      <w:color w:val="605E5C"/>
+      <w:shd w:val="clear" w:color="auto" w:fill="E1DFDD"/>
+    </w:rPr>
+  </w:style>
 </w:styles>
 </file>
 
